--- a/output/supplement-time-1.docx
+++ b/output/supplement-time-1.docx
@@ -22,6 +22,7 @@
           <w:i w:val="false"/>
           <w:b w:val="false"/>
           <w:u w:val="none"/>
+          <w:strike w:val="false"/>
           <w:sz w:val="22"/>
           <w:szCs w:val="22"/>
           <w:color w:val="000000"/>
@@ -83,17 +84,19 @@
                 <w:i w:val="false"/>
                 <w:b w:val="false"/>
                 <w:u w:val="none"/>
-                <w:sz w:val="22"/>
-                <w:szCs w:val="22"/>
-                <w:color w:val="000000"/>
-              </w:rPr>
-            </w:pPr>
-            <w:r>
-              <w:rPr>
-                <w:rFonts w:ascii="Times New Roman" w:hAnsi="Times New Roman" w:eastAsia="Times New Roman" w:cs="Times New Roman"/>
-                <w:i w:val="false"/>
-                <w:b w:val="false"/>
-                <w:u w:val="none"/>
+                <w:strike w:val="false"/>
+                <w:sz w:val="22"/>
+                <w:szCs w:val="22"/>
+                <w:color w:val="000000"/>
+              </w:rPr>
+            </w:pPr>
+            <w:r>
+              <w:rPr>
+                <w:rFonts w:ascii="Times New Roman" w:hAnsi="Times New Roman" w:eastAsia="Times New Roman" w:cs="Times New Roman"/>
+                <w:i w:val="false"/>
+                <w:b w:val="false"/>
+                <w:u w:val="none"/>
+                <w:strike w:val="false"/>
                 <w:sz w:val="22"/>
                 <w:szCs w:val="22"/>
                 <w:color w:val="000000"/>
@@ -135,17 +138,19 @@
                 <w:i w:val="false"/>
                 <w:b w:val="false"/>
                 <w:u w:val="none"/>
-                <w:sz w:val="22"/>
-                <w:szCs w:val="22"/>
-                <w:color w:val="000000"/>
-              </w:rPr>
-            </w:pPr>
-            <w:r>
-              <w:rPr>
-                <w:rFonts w:ascii="Times New Roman" w:hAnsi="Times New Roman" w:eastAsia="Times New Roman" w:cs="Times New Roman"/>
-                <w:i w:val="false"/>
-                <w:b w:val="false"/>
-                <w:u w:val="none"/>
+                <w:strike w:val="false"/>
+                <w:sz w:val="22"/>
+                <w:szCs w:val="22"/>
+                <w:color w:val="000000"/>
+              </w:rPr>
+            </w:pPr>
+            <w:r>
+              <w:rPr>
+                <w:rFonts w:ascii="Times New Roman" w:hAnsi="Times New Roman" w:eastAsia="Times New Roman" w:cs="Times New Roman"/>
+                <w:i w:val="false"/>
+                <w:b w:val="false"/>
+                <w:u w:val="none"/>
+                <w:strike w:val="false"/>
                 <w:sz w:val="22"/>
                 <w:szCs w:val="22"/>
                 <w:color w:val="000000"/>
@@ -187,17 +192,19 @@
                 <w:i w:val="false"/>
                 <w:b w:val="false"/>
                 <w:u w:val="none"/>
-                <w:sz w:val="22"/>
-                <w:szCs w:val="22"/>
-                <w:color w:val="000000"/>
-              </w:rPr>
-            </w:pPr>
-            <w:r>
-              <w:rPr>
-                <w:rFonts w:ascii="Times New Roman" w:hAnsi="Times New Roman" w:eastAsia="Times New Roman" w:cs="Times New Roman"/>
-                <w:i w:val="false"/>
-                <w:b w:val="false"/>
-                <w:u w:val="none"/>
+                <w:strike w:val="false"/>
+                <w:sz w:val="22"/>
+                <w:szCs w:val="22"/>
+                <w:color w:val="000000"/>
+              </w:rPr>
+            </w:pPr>
+            <w:r>
+              <w:rPr>
+                <w:rFonts w:ascii="Times New Roman" w:hAnsi="Times New Roman" w:eastAsia="Times New Roman" w:cs="Times New Roman"/>
+                <w:i w:val="false"/>
+                <w:b w:val="false"/>
+                <w:u w:val="none"/>
+                <w:strike w:val="false"/>
                 <w:sz w:val="22"/>
                 <w:szCs w:val="22"/>
                 <w:color w:val="000000"/>
@@ -239,17 +246,19 @@
                 <w:i w:val="false"/>
                 <w:b w:val="false"/>
                 <w:u w:val="none"/>
-                <w:sz w:val="22"/>
-                <w:szCs w:val="22"/>
-                <w:color w:val="000000"/>
-              </w:rPr>
-            </w:pPr>
-            <w:r>
-              <w:rPr>
-                <w:rFonts w:ascii="Times New Roman" w:hAnsi="Times New Roman" w:eastAsia="Times New Roman" w:cs="Times New Roman"/>
-                <w:i w:val="false"/>
-                <w:b w:val="false"/>
-                <w:u w:val="none"/>
+                <w:strike w:val="false"/>
+                <w:sz w:val="22"/>
+                <w:szCs w:val="22"/>
+                <w:color w:val="000000"/>
+              </w:rPr>
+            </w:pPr>
+            <w:r>
+              <w:rPr>
+                <w:rFonts w:ascii="Times New Roman" w:hAnsi="Times New Roman" w:eastAsia="Times New Roman" w:cs="Times New Roman"/>
+                <w:i w:val="false"/>
+                <w:b w:val="false"/>
+                <w:u w:val="none"/>
+                <w:strike w:val="false"/>
                 <w:sz w:val="22"/>
                 <w:szCs w:val="22"/>
                 <w:color w:val="000000"/>
@@ -291,17 +300,19 @@
                 <w:i w:val="false"/>
                 <w:b w:val="false"/>
                 <w:u w:val="none"/>
-                <w:sz w:val="22"/>
-                <w:szCs w:val="22"/>
-                <w:color w:val="000000"/>
-              </w:rPr>
-            </w:pPr>
-            <w:r>
-              <w:rPr>
-                <w:rFonts w:ascii="Times New Roman" w:hAnsi="Times New Roman" w:eastAsia="Times New Roman" w:cs="Times New Roman"/>
-                <w:i w:val="false"/>
-                <w:b w:val="false"/>
-                <w:u w:val="none"/>
+                <w:strike w:val="false"/>
+                <w:sz w:val="22"/>
+                <w:szCs w:val="22"/>
+                <w:color w:val="000000"/>
+              </w:rPr>
+            </w:pPr>
+            <w:r>
+              <w:rPr>
+                <w:rFonts w:ascii="Times New Roman" w:hAnsi="Times New Roman" w:eastAsia="Times New Roman" w:cs="Times New Roman"/>
+                <w:i w:val="false"/>
+                <w:b w:val="false"/>
+                <w:u w:val="none"/>
+                <w:strike w:val="false"/>
                 <w:sz w:val="22"/>
                 <w:szCs w:val="22"/>
                 <w:color w:val="000000"/>
@@ -343,17 +354,19 @@
                 <w:i w:val="false"/>
                 <w:b w:val="false"/>
                 <w:u w:val="none"/>
-                <w:sz w:val="22"/>
-                <w:szCs w:val="22"/>
-                <w:color w:val="000000"/>
-              </w:rPr>
-            </w:pPr>
-            <w:r>
-              <w:rPr>
-                <w:rFonts w:ascii="Times New Roman" w:hAnsi="Times New Roman" w:eastAsia="Times New Roman" w:cs="Times New Roman"/>
-                <w:i w:val="false"/>
-                <w:b w:val="false"/>
-                <w:u w:val="none"/>
+                <w:strike w:val="false"/>
+                <w:sz w:val="22"/>
+                <w:szCs w:val="22"/>
+                <w:color w:val="000000"/>
+              </w:rPr>
+            </w:pPr>
+            <w:r>
+              <w:rPr>
+                <w:rFonts w:ascii="Times New Roman" w:hAnsi="Times New Roman" w:eastAsia="Times New Roman" w:cs="Times New Roman"/>
+                <w:i w:val="false"/>
+                <w:b w:val="false"/>
+                <w:u w:val="none"/>
+                <w:strike w:val="false"/>
                 <w:sz w:val="22"/>
                 <w:szCs w:val="22"/>
                 <w:color w:val="000000"/>
@@ -395,17 +408,19 @@
                 <w:i w:val="false"/>
                 <w:b w:val="false"/>
                 <w:u w:val="none"/>
-                <w:sz w:val="22"/>
-                <w:szCs w:val="22"/>
-                <w:color w:val="000000"/>
-              </w:rPr>
-            </w:pPr>
-            <w:r>
-              <w:rPr>
-                <w:rFonts w:ascii="Times New Roman" w:hAnsi="Times New Roman" w:eastAsia="Times New Roman" w:cs="Times New Roman"/>
-                <w:i w:val="false"/>
-                <w:b w:val="false"/>
-                <w:u w:val="none"/>
+                <w:strike w:val="false"/>
+                <w:sz w:val="22"/>
+                <w:szCs w:val="22"/>
+                <w:color w:val="000000"/>
+              </w:rPr>
+            </w:pPr>
+            <w:r>
+              <w:rPr>
+                <w:rFonts w:ascii="Times New Roman" w:hAnsi="Times New Roman" w:eastAsia="Times New Roman" w:cs="Times New Roman"/>
+                <w:i w:val="false"/>
+                <w:b w:val="false"/>
+                <w:u w:val="none"/>
+                <w:strike w:val="false"/>
                 <w:sz w:val="22"/>
                 <w:szCs w:val="22"/>
                 <w:color w:val="000000"/>
@@ -453,17 +468,19 @@
                 <w:i w:val="false"/>
                 <w:b w:val="false"/>
                 <w:u w:val="none"/>
-                <w:sz w:val="22"/>
-                <w:szCs w:val="22"/>
-                <w:color w:val="000000"/>
-              </w:rPr>
-            </w:pPr>
-            <w:r>
-              <w:rPr>
-                <w:rFonts w:ascii="Times New Roman" w:hAnsi="Times New Roman" w:eastAsia="Times New Roman" w:cs="Times New Roman"/>
-                <w:i w:val="false"/>
-                <w:b w:val="false"/>
-                <w:u w:val="none"/>
+                <w:strike w:val="false"/>
+                <w:sz w:val="22"/>
+                <w:szCs w:val="22"/>
+                <w:color w:val="000000"/>
+              </w:rPr>
+            </w:pPr>
+            <w:r>
+              <w:rPr>
+                <w:rFonts w:ascii="Times New Roman" w:hAnsi="Times New Roman" w:eastAsia="Times New Roman" w:cs="Times New Roman"/>
+                <w:i w:val="false"/>
+                <w:b w:val="false"/>
+                <w:u w:val="none"/>
+                <w:strike w:val="false"/>
                 <w:sz w:val="22"/>
                 <w:szCs w:val="22"/>
                 <w:color w:val="000000"/>
@@ -505,17 +522,19 @@
                 <w:i w:val="false"/>
                 <w:b w:val="false"/>
                 <w:u w:val="none"/>
-                <w:sz w:val="22"/>
-                <w:szCs w:val="22"/>
-                <w:color w:val="000000"/>
-              </w:rPr>
-            </w:pPr>
-            <w:r>
-              <w:rPr>
-                <w:rFonts w:ascii="Times New Roman" w:hAnsi="Times New Roman" w:eastAsia="Times New Roman" w:cs="Times New Roman"/>
-                <w:i w:val="false"/>
-                <w:b w:val="false"/>
-                <w:u w:val="none"/>
+                <w:strike w:val="false"/>
+                <w:sz w:val="22"/>
+                <w:szCs w:val="22"/>
+                <w:color w:val="000000"/>
+              </w:rPr>
+            </w:pPr>
+            <w:r>
+              <w:rPr>
+                <w:rFonts w:ascii="Times New Roman" w:hAnsi="Times New Roman" w:eastAsia="Times New Roman" w:cs="Times New Roman"/>
+                <w:i w:val="false"/>
+                <w:b w:val="false"/>
+                <w:u w:val="none"/>
+                <w:strike w:val="false"/>
                 <w:sz w:val="22"/>
                 <w:szCs w:val="22"/>
                 <w:color w:val="000000"/>
@@ -557,17 +576,19 @@
                 <w:i w:val="false"/>
                 <w:b w:val="false"/>
                 <w:u w:val="none"/>
-                <w:sz w:val="22"/>
-                <w:szCs w:val="22"/>
-                <w:color w:val="000000"/>
-              </w:rPr>
-            </w:pPr>
-            <w:r>
-              <w:rPr>
-                <w:rFonts w:ascii="Times New Roman" w:hAnsi="Times New Roman" w:eastAsia="Times New Roman" w:cs="Times New Roman"/>
-                <w:i w:val="false"/>
-                <w:b w:val="false"/>
-                <w:u w:val="none"/>
+                <w:strike w:val="false"/>
+                <w:sz w:val="22"/>
+                <w:szCs w:val="22"/>
+                <w:color w:val="000000"/>
+              </w:rPr>
+            </w:pPr>
+            <w:r>
+              <w:rPr>
+                <w:rFonts w:ascii="Times New Roman" w:hAnsi="Times New Roman" w:eastAsia="Times New Roman" w:cs="Times New Roman"/>
+                <w:i w:val="false"/>
+                <w:b w:val="false"/>
+                <w:u w:val="none"/>
+                <w:strike w:val="false"/>
                 <w:sz w:val="22"/>
                 <w:szCs w:val="22"/>
                 <w:color w:val="000000"/>
@@ -609,17 +630,19 @@
                 <w:i w:val="false"/>
                 <w:b w:val="false"/>
                 <w:u w:val="none"/>
-                <w:sz w:val="22"/>
-                <w:szCs w:val="22"/>
-                <w:color w:val="000000"/>
-              </w:rPr>
-            </w:pPr>
-            <w:r>
-              <w:rPr>
-                <w:rFonts w:ascii="Times New Roman" w:hAnsi="Times New Roman" w:eastAsia="Times New Roman" w:cs="Times New Roman"/>
-                <w:i w:val="false"/>
-                <w:b w:val="false"/>
-                <w:u w:val="none"/>
+                <w:strike w:val="false"/>
+                <w:sz w:val="22"/>
+                <w:szCs w:val="22"/>
+                <w:color w:val="000000"/>
+              </w:rPr>
+            </w:pPr>
+            <w:r>
+              <w:rPr>
+                <w:rFonts w:ascii="Times New Roman" w:hAnsi="Times New Roman" w:eastAsia="Times New Roman" w:cs="Times New Roman"/>
+                <w:i w:val="false"/>
+                <w:b w:val="false"/>
+                <w:u w:val="none"/>
+                <w:strike w:val="false"/>
                 <w:sz w:val="22"/>
                 <w:szCs w:val="22"/>
                 <w:color w:val="000000"/>
@@ -661,17 +684,19 @@
                 <w:i w:val="false"/>
                 <w:b w:val="false"/>
                 <w:u w:val="none"/>
-                <w:sz w:val="22"/>
-                <w:szCs w:val="22"/>
-                <w:color w:val="000000"/>
-              </w:rPr>
-            </w:pPr>
-            <w:r>
-              <w:rPr>
-                <w:rFonts w:ascii="Times New Roman" w:hAnsi="Times New Roman" w:eastAsia="Times New Roman" w:cs="Times New Roman"/>
-                <w:i w:val="false"/>
-                <w:b w:val="false"/>
-                <w:u w:val="none"/>
+                <w:strike w:val="false"/>
+                <w:sz w:val="22"/>
+                <w:szCs w:val="22"/>
+                <w:color w:val="000000"/>
+              </w:rPr>
+            </w:pPr>
+            <w:r>
+              <w:rPr>
+                <w:rFonts w:ascii="Times New Roman" w:hAnsi="Times New Roman" w:eastAsia="Times New Roman" w:cs="Times New Roman"/>
+                <w:i w:val="false"/>
+                <w:b w:val="false"/>
+                <w:u w:val="none"/>
+                <w:strike w:val="false"/>
                 <w:sz w:val="22"/>
                 <w:szCs w:val="22"/>
                 <w:color w:val="000000"/>
@@ -713,17 +738,19 @@
                 <w:i w:val="false"/>
                 <w:b w:val="false"/>
                 <w:u w:val="none"/>
-                <w:sz w:val="22"/>
-                <w:szCs w:val="22"/>
-                <w:color w:val="000000"/>
-              </w:rPr>
-            </w:pPr>
-            <w:r>
-              <w:rPr>
-                <w:rFonts w:ascii="Times New Roman" w:hAnsi="Times New Roman" w:eastAsia="Times New Roman" w:cs="Times New Roman"/>
-                <w:i w:val="false"/>
-                <w:b w:val="false"/>
-                <w:u w:val="none"/>
+                <w:strike w:val="false"/>
+                <w:sz w:val="22"/>
+                <w:szCs w:val="22"/>
+                <w:color w:val="000000"/>
+              </w:rPr>
+            </w:pPr>
+            <w:r>
+              <w:rPr>
+                <w:rFonts w:ascii="Times New Roman" w:hAnsi="Times New Roman" w:eastAsia="Times New Roman" w:cs="Times New Roman"/>
+                <w:i w:val="false"/>
+                <w:b w:val="false"/>
+                <w:u w:val="none"/>
+                <w:strike w:val="false"/>
                 <w:sz w:val="22"/>
                 <w:szCs w:val="22"/>
                 <w:color w:val="000000"/>
@@ -765,17 +792,19 @@
                 <w:i w:val="false"/>
                 <w:b w:val="false"/>
                 <w:u w:val="none"/>
-                <w:sz w:val="22"/>
-                <w:szCs w:val="22"/>
-                <w:color w:val="000000"/>
-              </w:rPr>
-            </w:pPr>
-            <w:r>
-              <w:rPr>
-                <w:rFonts w:ascii="Times New Roman" w:hAnsi="Times New Roman" w:eastAsia="Times New Roman" w:cs="Times New Roman"/>
-                <w:i w:val="false"/>
-                <w:b w:val="false"/>
-                <w:u w:val="none"/>
+                <w:strike w:val="false"/>
+                <w:sz w:val="22"/>
+                <w:szCs w:val="22"/>
+                <w:color w:val="000000"/>
+              </w:rPr>
+            </w:pPr>
+            <w:r>
+              <w:rPr>
+                <w:rFonts w:ascii="Times New Roman" w:hAnsi="Times New Roman" w:eastAsia="Times New Roman" w:cs="Times New Roman"/>
+                <w:i w:val="false"/>
+                <w:b w:val="false"/>
+                <w:u w:val="none"/>
+                <w:strike w:val="false"/>
                 <w:sz w:val="22"/>
                 <w:szCs w:val="22"/>
                 <w:color w:val="000000"/>
@@ -823,17 +852,19 @@
                 <w:i w:val="false"/>
                 <w:b w:val="false"/>
                 <w:u w:val="none"/>
-                <w:sz w:val="22"/>
-                <w:szCs w:val="22"/>
-                <w:color w:val="000000"/>
-              </w:rPr>
-            </w:pPr>
-            <w:r>
-              <w:rPr>
-                <w:rFonts w:ascii="Times New Roman" w:hAnsi="Times New Roman" w:eastAsia="Times New Roman" w:cs="Times New Roman"/>
-                <w:i w:val="false"/>
-                <w:b w:val="false"/>
-                <w:u w:val="none"/>
+                <w:strike w:val="false"/>
+                <w:sz w:val="22"/>
+                <w:szCs w:val="22"/>
+                <w:color w:val="000000"/>
+              </w:rPr>
+            </w:pPr>
+            <w:r>
+              <w:rPr>
+                <w:rFonts w:ascii="Times New Roman" w:hAnsi="Times New Roman" w:eastAsia="Times New Roman" w:cs="Times New Roman"/>
+                <w:i w:val="false"/>
+                <w:b w:val="false"/>
+                <w:u w:val="none"/>
+                <w:strike w:val="false"/>
                 <w:sz w:val="22"/>
                 <w:szCs w:val="22"/>
                 <w:color w:val="000000"/>
@@ -875,17 +906,19 @@
                 <w:i w:val="false"/>
                 <w:b w:val="false"/>
                 <w:u w:val="none"/>
-                <w:sz w:val="22"/>
-                <w:szCs w:val="22"/>
-                <w:color w:val="000000"/>
-              </w:rPr>
-            </w:pPr>
-            <w:r>
-              <w:rPr>
-                <w:rFonts w:ascii="Times New Roman" w:hAnsi="Times New Roman" w:eastAsia="Times New Roman" w:cs="Times New Roman"/>
-                <w:i w:val="false"/>
-                <w:b w:val="false"/>
-                <w:u w:val="none"/>
+                <w:strike w:val="false"/>
+                <w:sz w:val="22"/>
+                <w:szCs w:val="22"/>
+                <w:color w:val="000000"/>
+              </w:rPr>
+            </w:pPr>
+            <w:r>
+              <w:rPr>
+                <w:rFonts w:ascii="Times New Roman" w:hAnsi="Times New Roman" w:eastAsia="Times New Roman" w:cs="Times New Roman"/>
+                <w:i w:val="false"/>
+                <w:b w:val="false"/>
+                <w:u w:val="none"/>
+                <w:strike w:val="false"/>
                 <w:sz w:val="22"/>
                 <w:szCs w:val="22"/>
                 <w:color w:val="000000"/>
@@ -927,17 +960,19 @@
                 <w:i w:val="false"/>
                 <w:b w:val="false"/>
                 <w:u w:val="none"/>
-                <w:sz w:val="22"/>
-                <w:szCs w:val="22"/>
-                <w:color w:val="000000"/>
-              </w:rPr>
-            </w:pPr>
-            <w:r>
-              <w:rPr>
-                <w:rFonts w:ascii="Times New Roman" w:hAnsi="Times New Roman" w:eastAsia="Times New Roman" w:cs="Times New Roman"/>
-                <w:i w:val="false"/>
-                <w:b w:val="false"/>
-                <w:u w:val="none"/>
+                <w:strike w:val="false"/>
+                <w:sz w:val="22"/>
+                <w:szCs w:val="22"/>
+                <w:color w:val="000000"/>
+              </w:rPr>
+            </w:pPr>
+            <w:r>
+              <w:rPr>
+                <w:rFonts w:ascii="Times New Roman" w:hAnsi="Times New Roman" w:eastAsia="Times New Roman" w:cs="Times New Roman"/>
+                <w:i w:val="false"/>
+                <w:b w:val="false"/>
+                <w:u w:val="none"/>
+                <w:strike w:val="false"/>
                 <w:sz w:val="22"/>
                 <w:szCs w:val="22"/>
                 <w:color w:val="000000"/>
@@ -979,17 +1014,19 @@
                 <w:i w:val="false"/>
                 <w:b w:val="false"/>
                 <w:u w:val="none"/>
-                <w:sz w:val="22"/>
-                <w:szCs w:val="22"/>
-                <w:color w:val="000000"/>
-              </w:rPr>
-            </w:pPr>
-            <w:r>
-              <w:rPr>
-                <w:rFonts w:ascii="Times New Roman" w:hAnsi="Times New Roman" w:eastAsia="Times New Roman" w:cs="Times New Roman"/>
-                <w:i w:val="false"/>
-                <w:b w:val="false"/>
-                <w:u w:val="none"/>
+                <w:strike w:val="false"/>
+                <w:sz w:val="22"/>
+                <w:szCs w:val="22"/>
+                <w:color w:val="000000"/>
+              </w:rPr>
+            </w:pPr>
+            <w:r>
+              <w:rPr>
+                <w:rFonts w:ascii="Times New Roman" w:hAnsi="Times New Roman" w:eastAsia="Times New Roman" w:cs="Times New Roman"/>
+                <w:i w:val="false"/>
+                <w:b w:val="false"/>
+                <w:u w:val="none"/>
+                <w:strike w:val="false"/>
                 <w:sz w:val="22"/>
                 <w:szCs w:val="22"/>
                 <w:color w:val="000000"/>
@@ -1031,17 +1068,19 @@
                 <w:i w:val="false"/>
                 <w:b w:val="false"/>
                 <w:u w:val="none"/>
-                <w:sz w:val="22"/>
-                <w:szCs w:val="22"/>
-                <w:color w:val="000000"/>
-              </w:rPr>
-            </w:pPr>
-            <w:r>
-              <w:rPr>
-                <w:rFonts w:ascii="Times New Roman" w:hAnsi="Times New Roman" w:eastAsia="Times New Roman" w:cs="Times New Roman"/>
-                <w:i w:val="false"/>
-                <w:b w:val="false"/>
-                <w:u w:val="none"/>
+                <w:strike w:val="false"/>
+                <w:sz w:val="22"/>
+                <w:szCs w:val="22"/>
+                <w:color w:val="000000"/>
+              </w:rPr>
+            </w:pPr>
+            <w:r>
+              <w:rPr>
+                <w:rFonts w:ascii="Times New Roman" w:hAnsi="Times New Roman" w:eastAsia="Times New Roman" w:cs="Times New Roman"/>
+                <w:i w:val="false"/>
+                <w:b w:val="false"/>
+                <w:u w:val="none"/>
+                <w:strike w:val="false"/>
                 <w:sz w:val="22"/>
                 <w:szCs w:val="22"/>
                 <w:color w:val="000000"/>
@@ -1083,17 +1122,19 @@
                 <w:i w:val="false"/>
                 <w:b w:val="false"/>
                 <w:u w:val="none"/>
-                <w:sz w:val="22"/>
-                <w:szCs w:val="22"/>
-                <w:color w:val="000000"/>
-              </w:rPr>
-            </w:pPr>
-            <w:r>
-              <w:rPr>
-                <w:rFonts w:ascii="Times New Roman" w:hAnsi="Times New Roman" w:eastAsia="Times New Roman" w:cs="Times New Roman"/>
-                <w:i w:val="false"/>
-                <w:b w:val="false"/>
-                <w:u w:val="none"/>
+                <w:strike w:val="false"/>
+                <w:sz w:val="22"/>
+                <w:szCs w:val="22"/>
+                <w:color w:val="000000"/>
+              </w:rPr>
+            </w:pPr>
+            <w:r>
+              <w:rPr>
+                <w:rFonts w:ascii="Times New Roman" w:hAnsi="Times New Roman" w:eastAsia="Times New Roman" w:cs="Times New Roman"/>
+                <w:i w:val="false"/>
+                <w:b w:val="false"/>
+                <w:u w:val="none"/>
+                <w:strike w:val="false"/>
                 <w:sz w:val="22"/>
                 <w:szCs w:val="22"/>
                 <w:color w:val="000000"/>
@@ -1135,17 +1176,19 @@
                 <w:i w:val="false"/>
                 <w:b w:val="false"/>
                 <w:u w:val="none"/>
-                <w:sz w:val="22"/>
-                <w:szCs w:val="22"/>
-                <w:color w:val="000000"/>
-              </w:rPr>
-            </w:pPr>
-            <w:r>
-              <w:rPr>
-                <w:rFonts w:ascii="Times New Roman" w:hAnsi="Times New Roman" w:eastAsia="Times New Roman" w:cs="Times New Roman"/>
-                <w:i w:val="false"/>
-                <w:b w:val="false"/>
-                <w:u w:val="none"/>
+                <w:strike w:val="false"/>
+                <w:sz w:val="22"/>
+                <w:szCs w:val="22"/>
+                <w:color w:val="000000"/>
+              </w:rPr>
+            </w:pPr>
+            <w:r>
+              <w:rPr>
+                <w:rFonts w:ascii="Times New Roman" w:hAnsi="Times New Roman" w:eastAsia="Times New Roman" w:cs="Times New Roman"/>
+                <w:i w:val="false"/>
+                <w:b w:val="false"/>
+                <w:u w:val="none"/>
+                <w:strike w:val="false"/>
                 <w:sz w:val="22"/>
                 <w:szCs w:val="22"/>
                 <w:color w:val="000000"/>
@@ -1193,17 +1236,19 @@
                 <w:i w:val="false"/>
                 <w:b w:val="false"/>
                 <w:u w:val="none"/>
-                <w:sz w:val="22"/>
-                <w:szCs w:val="22"/>
-                <w:color w:val="000000"/>
-              </w:rPr>
-            </w:pPr>
-            <w:r>
-              <w:rPr>
-                <w:rFonts w:ascii="Times New Roman" w:hAnsi="Times New Roman" w:eastAsia="Times New Roman" w:cs="Times New Roman"/>
-                <w:i w:val="false"/>
-                <w:b w:val="false"/>
-                <w:u w:val="none"/>
+                <w:strike w:val="false"/>
+                <w:sz w:val="22"/>
+                <w:szCs w:val="22"/>
+                <w:color w:val="000000"/>
+              </w:rPr>
+            </w:pPr>
+            <w:r>
+              <w:rPr>
+                <w:rFonts w:ascii="Times New Roman" w:hAnsi="Times New Roman" w:eastAsia="Times New Roman" w:cs="Times New Roman"/>
+                <w:i w:val="false"/>
+                <w:b w:val="false"/>
+                <w:u w:val="none"/>
+                <w:strike w:val="false"/>
                 <w:sz w:val="22"/>
                 <w:szCs w:val="22"/>
                 <w:color w:val="000000"/>
@@ -1245,17 +1290,19 @@
                 <w:i w:val="false"/>
                 <w:b w:val="false"/>
                 <w:u w:val="none"/>
-                <w:sz w:val="22"/>
-                <w:szCs w:val="22"/>
-                <w:color w:val="000000"/>
-              </w:rPr>
-            </w:pPr>
-            <w:r>
-              <w:rPr>
-                <w:rFonts w:ascii="Times New Roman" w:hAnsi="Times New Roman" w:eastAsia="Times New Roman" w:cs="Times New Roman"/>
-                <w:i w:val="false"/>
-                <w:b w:val="false"/>
-                <w:u w:val="none"/>
+                <w:strike w:val="false"/>
+                <w:sz w:val="22"/>
+                <w:szCs w:val="22"/>
+                <w:color w:val="000000"/>
+              </w:rPr>
+            </w:pPr>
+            <w:r>
+              <w:rPr>
+                <w:rFonts w:ascii="Times New Roman" w:hAnsi="Times New Roman" w:eastAsia="Times New Roman" w:cs="Times New Roman"/>
+                <w:i w:val="false"/>
+                <w:b w:val="false"/>
+                <w:u w:val="none"/>
+                <w:strike w:val="false"/>
                 <w:sz w:val="22"/>
                 <w:szCs w:val="22"/>
                 <w:color w:val="000000"/>
@@ -1297,17 +1344,19 @@
                 <w:i w:val="false"/>
                 <w:b w:val="false"/>
                 <w:u w:val="none"/>
-                <w:sz w:val="22"/>
-                <w:szCs w:val="22"/>
-                <w:color w:val="000000"/>
-              </w:rPr>
-            </w:pPr>
-            <w:r>
-              <w:rPr>
-                <w:rFonts w:ascii="Times New Roman" w:hAnsi="Times New Roman" w:eastAsia="Times New Roman" w:cs="Times New Roman"/>
-                <w:i w:val="false"/>
-                <w:b w:val="false"/>
-                <w:u w:val="none"/>
+                <w:strike w:val="false"/>
+                <w:sz w:val="22"/>
+                <w:szCs w:val="22"/>
+                <w:color w:val="000000"/>
+              </w:rPr>
+            </w:pPr>
+            <w:r>
+              <w:rPr>
+                <w:rFonts w:ascii="Times New Roman" w:hAnsi="Times New Roman" w:eastAsia="Times New Roman" w:cs="Times New Roman"/>
+                <w:i w:val="false"/>
+                <w:b w:val="false"/>
+                <w:u w:val="none"/>
+                <w:strike w:val="false"/>
                 <w:sz w:val="22"/>
                 <w:szCs w:val="22"/>
                 <w:color w:val="000000"/>
@@ -1349,17 +1398,19 @@
                 <w:i w:val="false"/>
                 <w:b w:val="false"/>
                 <w:u w:val="none"/>
-                <w:sz w:val="22"/>
-                <w:szCs w:val="22"/>
-                <w:color w:val="000000"/>
-              </w:rPr>
-            </w:pPr>
-            <w:r>
-              <w:rPr>
-                <w:rFonts w:ascii="Times New Roman" w:hAnsi="Times New Roman" w:eastAsia="Times New Roman" w:cs="Times New Roman"/>
-                <w:i w:val="false"/>
-                <w:b w:val="false"/>
-                <w:u w:val="none"/>
+                <w:strike w:val="false"/>
+                <w:sz w:val="22"/>
+                <w:szCs w:val="22"/>
+                <w:color w:val="000000"/>
+              </w:rPr>
+            </w:pPr>
+            <w:r>
+              <w:rPr>
+                <w:rFonts w:ascii="Times New Roman" w:hAnsi="Times New Roman" w:eastAsia="Times New Roman" w:cs="Times New Roman"/>
+                <w:i w:val="false"/>
+                <w:b w:val="false"/>
+                <w:u w:val="none"/>
+                <w:strike w:val="false"/>
                 <w:sz w:val="22"/>
                 <w:szCs w:val="22"/>
                 <w:color w:val="000000"/>
@@ -1401,17 +1452,19 @@
                 <w:i w:val="false"/>
                 <w:b w:val="false"/>
                 <w:u w:val="none"/>
-                <w:sz w:val="22"/>
-                <w:szCs w:val="22"/>
-                <w:color w:val="000000"/>
-              </w:rPr>
-            </w:pPr>
-            <w:r>
-              <w:rPr>
-                <w:rFonts w:ascii="Times New Roman" w:hAnsi="Times New Roman" w:eastAsia="Times New Roman" w:cs="Times New Roman"/>
-                <w:i w:val="false"/>
-                <w:b w:val="false"/>
-                <w:u w:val="none"/>
+                <w:strike w:val="false"/>
+                <w:sz w:val="22"/>
+                <w:szCs w:val="22"/>
+                <w:color w:val="000000"/>
+              </w:rPr>
+            </w:pPr>
+            <w:r>
+              <w:rPr>
+                <w:rFonts w:ascii="Times New Roman" w:hAnsi="Times New Roman" w:eastAsia="Times New Roman" w:cs="Times New Roman"/>
+                <w:i w:val="false"/>
+                <w:b w:val="false"/>
+                <w:u w:val="none"/>
+                <w:strike w:val="false"/>
                 <w:sz w:val="22"/>
                 <w:szCs w:val="22"/>
                 <w:color w:val="000000"/>
@@ -1453,17 +1506,19 @@
                 <w:i w:val="false"/>
                 <w:b w:val="false"/>
                 <w:u w:val="none"/>
-                <w:sz w:val="22"/>
-                <w:szCs w:val="22"/>
-                <w:color w:val="000000"/>
-              </w:rPr>
-            </w:pPr>
-            <w:r>
-              <w:rPr>
-                <w:rFonts w:ascii="Times New Roman" w:hAnsi="Times New Roman" w:eastAsia="Times New Roman" w:cs="Times New Roman"/>
-                <w:i w:val="false"/>
-                <w:b w:val="false"/>
-                <w:u w:val="none"/>
+                <w:strike w:val="false"/>
+                <w:sz w:val="22"/>
+                <w:szCs w:val="22"/>
+                <w:color w:val="000000"/>
+              </w:rPr>
+            </w:pPr>
+            <w:r>
+              <w:rPr>
+                <w:rFonts w:ascii="Times New Roman" w:hAnsi="Times New Roman" w:eastAsia="Times New Roman" w:cs="Times New Roman"/>
+                <w:i w:val="false"/>
+                <w:b w:val="false"/>
+                <w:u w:val="none"/>
+                <w:strike w:val="false"/>
                 <w:sz w:val="22"/>
                 <w:szCs w:val="22"/>
                 <w:color w:val="000000"/>
@@ -1505,17 +1560,19 @@
                 <w:i w:val="false"/>
                 <w:b w:val="false"/>
                 <w:u w:val="none"/>
-                <w:sz w:val="22"/>
-                <w:szCs w:val="22"/>
-                <w:color w:val="000000"/>
-              </w:rPr>
-            </w:pPr>
-            <w:r>
-              <w:rPr>
-                <w:rFonts w:ascii="Times New Roman" w:hAnsi="Times New Roman" w:eastAsia="Times New Roman" w:cs="Times New Roman"/>
-                <w:i w:val="false"/>
-                <w:b w:val="false"/>
-                <w:u w:val="none"/>
+                <w:strike w:val="false"/>
+                <w:sz w:val="22"/>
+                <w:szCs w:val="22"/>
+                <w:color w:val="000000"/>
+              </w:rPr>
+            </w:pPr>
+            <w:r>
+              <w:rPr>
+                <w:rFonts w:ascii="Times New Roman" w:hAnsi="Times New Roman" w:eastAsia="Times New Roman" w:cs="Times New Roman"/>
+                <w:i w:val="false"/>
+                <w:b w:val="false"/>
+                <w:u w:val="none"/>
+                <w:strike w:val="false"/>
                 <w:sz w:val="22"/>
                 <w:szCs w:val="22"/>
                 <w:color w:val="000000"/>
@@ -1563,17 +1620,19 @@
                 <w:i w:val="false"/>
                 <w:b w:val="false"/>
                 <w:u w:val="none"/>
-                <w:sz w:val="22"/>
-                <w:szCs w:val="22"/>
-                <w:color w:val="000000"/>
-              </w:rPr>
-            </w:pPr>
-            <w:r>
-              <w:rPr>
-                <w:rFonts w:ascii="Times New Roman" w:hAnsi="Times New Roman" w:eastAsia="Times New Roman" w:cs="Times New Roman"/>
-                <w:i w:val="false"/>
-                <w:b w:val="false"/>
-                <w:u w:val="none"/>
+                <w:strike w:val="false"/>
+                <w:sz w:val="22"/>
+                <w:szCs w:val="22"/>
+                <w:color w:val="000000"/>
+              </w:rPr>
+            </w:pPr>
+            <w:r>
+              <w:rPr>
+                <w:rFonts w:ascii="Times New Roman" w:hAnsi="Times New Roman" w:eastAsia="Times New Roman" w:cs="Times New Roman"/>
+                <w:i w:val="false"/>
+                <w:b w:val="false"/>
+                <w:u w:val="none"/>
+                <w:strike w:val="false"/>
                 <w:sz w:val="22"/>
                 <w:szCs w:val="22"/>
                 <w:color w:val="000000"/>
@@ -1615,17 +1674,19 @@
                 <w:i w:val="false"/>
                 <w:b w:val="false"/>
                 <w:u w:val="none"/>
-                <w:sz w:val="22"/>
-                <w:szCs w:val="22"/>
-                <w:color w:val="000000"/>
-              </w:rPr>
-            </w:pPr>
-            <w:r>
-              <w:rPr>
-                <w:rFonts w:ascii="Times New Roman" w:hAnsi="Times New Roman" w:eastAsia="Times New Roman" w:cs="Times New Roman"/>
-                <w:i w:val="false"/>
-                <w:b w:val="false"/>
-                <w:u w:val="none"/>
+                <w:strike w:val="false"/>
+                <w:sz w:val="22"/>
+                <w:szCs w:val="22"/>
+                <w:color w:val="000000"/>
+              </w:rPr>
+            </w:pPr>
+            <w:r>
+              <w:rPr>
+                <w:rFonts w:ascii="Times New Roman" w:hAnsi="Times New Roman" w:eastAsia="Times New Roman" w:cs="Times New Roman"/>
+                <w:i w:val="false"/>
+                <w:b w:val="false"/>
+                <w:u w:val="none"/>
+                <w:strike w:val="false"/>
                 <w:sz w:val="22"/>
                 <w:szCs w:val="22"/>
                 <w:color w:val="000000"/>
@@ -1667,17 +1728,19 @@
                 <w:i w:val="false"/>
                 <w:b w:val="false"/>
                 <w:u w:val="none"/>
-                <w:sz w:val="22"/>
-                <w:szCs w:val="22"/>
-                <w:color w:val="000000"/>
-              </w:rPr>
-            </w:pPr>
-            <w:r>
-              <w:rPr>
-                <w:rFonts w:ascii="Times New Roman" w:hAnsi="Times New Roman" w:eastAsia="Times New Roman" w:cs="Times New Roman"/>
-                <w:i w:val="false"/>
-                <w:b w:val="false"/>
-                <w:u w:val="none"/>
+                <w:strike w:val="false"/>
+                <w:sz w:val="22"/>
+                <w:szCs w:val="22"/>
+                <w:color w:val="000000"/>
+              </w:rPr>
+            </w:pPr>
+            <w:r>
+              <w:rPr>
+                <w:rFonts w:ascii="Times New Roman" w:hAnsi="Times New Roman" w:eastAsia="Times New Roman" w:cs="Times New Roman"/>
+                <w:i w:val="false"/>
+                <w:b w:val="false"/>
+                <w:u w:val="none"/>
+                <w:strike w:val="false"/>
                 <w:sz w:val="22"/>
                 <w:szCs w:val="22"/>
                 <w:color w:val="000000"/>
@@ -1719,17 +1782,19 @@
                 <w:i w:val="false"/>
                 <w:b w:val="false"/>
                 <w:u w:val="none"/>
-                <w:sz w:val="22"/>
-                <w:szCs w:val="22"/>
-                <w:color w:val="000000"/>
-              </w:rPr>
-            </w:pPr>
-            <w:r>
-              <w:rPr>
-                <w:rFonts w:ascii="Times New Roman" w:hAnsi="Times New Roman" w:eastAsia="Times New Roman" w:cs="Times New Roman"/>
-                <w:i w:val="false"/>
-                <w:b w:val="false"/>
-                <w:u w:val="none"/>
+                <w:strike w:val="false"/>
+                <w:sz w:val="22"/>
+                <w:szCs w:val="22"/>
+                <w:color w:val="000000"/>
+              </w:rPr>
+            </w:pPr>
+            <w:r>
+              <w:rPr>
+                <w:rFonts w:ascii="Times New Roman" w:hAnsi="Times New Roman" w:eastAsia="Times New Roman" w:cs="Times New Roman"/>
+                <w:i w:val="false"/>
+                <w:b w:val="false"/>
+                <w:u w:val="none"/>
+                <w:strike w:val="false"/>
                 <w:sz w:val="22"/>
                 <w:szCs w:val="22"/>
                 <w:color w:val="000000"/>
@@ -1771,17 +1836,19 @@
                 <w:i w:val="false"/>
                 <w:b w:val="false"/>
                 <w:u w:val="none"/>
-                <w:sz w:val="22"/>
-                <w:szCs w:val="22"/>
-                <w:color w:val="000000"/>
-              </w:rPr>
-            </w:pPr>
-            <w:r>
-              <w:rPr>
-                <w:rFonts w:ascii="Times New Roman" w:hAnsi="Times New Roman" w:eastAsia="Times New Roman" w:cs="Times New Roman"/>
-                <w:i w:val="false"/>
-                <w:b w:val="false"/>
-                <w:u w:val="none"/>
+                <w:strike w:val="false"/>
+                <w:sz w:val="22"/>
+                <w:szCs w:val="22"/>
+                <w:color w:val="000000"/>
+              </w:rPr>
+            </w:pPr>
+            <w:r>
+              <w:rPr>
+                <w:rFonts w:ascii="Times New Roman" w:hAnsi="Times New Roman" w:eastAsia="Times New Roman" w:cs="Times New Roman"/>
+                <w:i w:val="false"/>
+                <w:b w:val="false"/>
+                <w:u w:val="none"/>
+                <w:strike w:val="false"/>
                 <w:sz w:val="22"/>
                 <w:szCs w:val="22"/>
                 <w:color w:val="000000"/>
@@ -1823,17 +1890,19 @@
                 <w:i w:val="false"/>
                 <w:b w:val="false"/>
                 <w:u w:val="none"/>
-                <w:sz w:val="22"/>
-                <w:szCs w:val="22"/>
-                <w:color w:val="000000"/>
-              </w:rPr>
-            </w:pPr>
-            <w:r>
-              <w:rPr>
-                <w:rFonts w:ascii="Times New Roman" w:hAnsi="Times New Roman" w:eastAsia="Times New Roman" w:cs="Times New Roman"/>
-                <w:i w:val="false"/>
-                <w:b w:val="false"/>
-                <w:u w:val="none"/>
+                <w:strike w:val="false"/>
+                <w:sz w:val="22"/>
+                <w:szCs w:val="22"/>
+                <w:color w:val="000000"/>
+              </w:rPr>
+            </w:pPr>
+            <w:r>
+              <w:rPr>
+                <w:rFonts w:ascii="Times New Roman" w:hAnsi="Times New Roman" w:eastAsia="Times New Roman" w:cs="Times New Roman"/>
+                <w:i w:val="false"/>
+                <w:b w:val="false"/>
+                <w:u w:val="none"/>
+                <w:strike w:val="false"/>
                 <w:sz w:val="22"/>
                 <w:szCs w:val="22"/>
                 <w:color w:val="000000"/>
@@ -1875,17 +1944,19 @@
                 <w:i w:val="false"/>
                 <w:b w:val="false"/>
                 <w:u w:val="none"/>
-                <w:sz w:val="22"/>
-                <w:szCs w:val="22"/>
-                <w:color w:val="000000"/>
-              </w:rPr>
-            </w:pPr>
-            <w:r>
-              <w:rPr>
-                <w:rFonts w:ascii="Times New Roman" w:hAnsi="Times New Roman" w:eastAsia="Times New Roman" w:cs="Times New Roman"/>
-                <w:i w:val="false"/>
-                <w:b w:val="false"/>
-                <w:u w:val="none"/>
+                <w:strike w:val="false"/>
+                <w:sz w:val="22"/>
+                <w:szCs w:val="22"/>
+                <w:color w:val="000000"/>
+              </w:rPr>
+            </w:pPr>
+            <w:r>
+              <w:rPr>
+                <w:rFonts w:ascii="Times New Roman" w:hAnsi="Times New Roman" w:eastAsia="Times New Roman" w:cs="Times New Roman"/>
+                <w:i w:val="false"/>
+                <w:b w:val="false"/>
+                <w:u w:val="none"/>
+                <w:strike w:val="false"/>
                 <w:sz w:val="22"/>
                 <w:szCs w:val="22"/>
                 <w:color w:val="000000"/>
@@ -1933,17 +2004,19 @@
                 <w:i w:val="false"/>
                 <w:b w:val="false"/>
                 <w:u w:val="none"/>
-                <w:sz w:val="22"/>
-                <w:szCs w:val="22"/>
-                <w:color w:val="000000"/>
-              </w:rPr>
-            </w:pPr>
-            <w:r>
-              <w:rPr>
-                <w:rFonts w:ascii="Times New Roman" w:hAnsi="Times New Roman" w:eastAsia="Times New Roman" w:cs="Times New Roman"/>
-                <w:i w:val="false"/>
-                <w:b w:val="false"/>
-                <w:u w:val="none"/>
+                <w:strike w:val="false"/>
+                <w:sz w:val="22"/>
+                <w:szCs w:val="22"/>
+                <w:color w:val="000000"/>
+              </w:rPr>
+            </w:pPr>
+            <w:r>
+              <w:rPr>
+                <w:rFonts w:ascii="Times New Roman" w:hAnsi="Times New Roman" w:eastAsia="Times New Roman" w:cs="Times New Roman"/>
+                <w:i w:val="false"/>
+                <w:b w:val="false"/>
+                <w:u w:val="none"/>
+                <w:strike w:val="false"/>
                 <w:sz w:val="22"/>
                 <w:szCs w:val="22"/>
                 <w:color w:val="000000"/>
@@ -1985,17 +2058,19 @@
                 <w:i w:val="false"/>
                 <w:b w:val="false"/>
                 <w:u w:val="none"/>
-                <w:sz w:val="22"/>
-                <w:szCs w:val="22"/>
-                <w:color w:val="000000"/>
-              </w:rPr>
-            </w:pPr>
-            <w:r>
-              <w:rPr>
-                <w:rFonts w:ascii="Times New Roman" w:hAnsi="Times New Roman" w:eastAsia="Times New Roman" w:cs="Times New Roman"/>
-                <w:i w:val="false"/>
-                <w:b w:val="false"/>
-                <w:u w:val="none"/>
+                <w:strike w:val="false"/>
+                <w:sz w:val="22"/>
+                <w:szCs w:val="22"/>
+                <w:color w:val="000000"/>
+              </w:rPr>
+            </w:pPr>
+            <w:r>
+              <w:rPr>
+                <w:rFonts w:ascii="Times New Roman" w:hAnsi="Times New Roman" w:eastAsia="Times New Roman" w:cs="Times New Roman"/>
+                <w:i w:val="false"/>
+                <w:b w:val="false"/>
+                <w:u w:val="none"/>
+                <w:strike w:val="false"/>
                 <w:sz w:val="22"/>
                 <w:szCs w:val="22"/>
                 <w:color w:val="000000"/>
@@ -2037,17 +2112,19 @@
                 <w:i w:val="false"/>
                 <w:b w:val="false"/>
                 <w:u w:val="none"/>
-                <w:sz w:val="22"/>
-                <w:szCs w:val="22"/>
-                <w:color w:val="000000"/>
-              </w:rPr>
-            </w:pPr>
-            <w:r>
-              <w:rPr>
-                <w:rFonts w:ascii="Times New Roman" w:hAnsi="Times New Roman" w:eastAsia="Times New Roman" w:cs="Times New Roman"/>
-                <w:i w:val="false"/>
-                <w:b w:val="false"/>
-                <w:u w:val="none"/>
+                <w:strike w:val="false"/>
+                <w:sz w:val="22"/>
+                <w:szCs w:val="22"/>
+                <w:color w:val="000000"/>
+              </w:rPr>
+            </w:pPr>
+            <w:r>
+              <w:rPr>
+                <w:rFonts w:ascii="Times New Roman" w:hAnsi="Times New Roman" w:eastAsia="Times New Roman" w:cs="Times New Roman"/>
+                <w:i w:val="false"/>
+                <w:b w:val="false"/>
+                <w:u w:val="none"/>
+                <w:strike w:val="false"/>
                 <w:sz w:val="22"/>
                 <w:szCs w:val="22"/>
                 <w:color w:val="000000"/>
@@ -2089,17 +2166,19 @@
                 <w:i w:val="false"/>
                 <w:b w:val="false"/>
                 <w:u w:val="none"/>
-                <w:sz w:val="22"/>
-                <w:szCs w:val="22"/>
-                <w:color w:val="000000"/>
-              </w:rPr>
-            </w:pPr>
-            <w:r>
-              <w:rPr>
-                <w:rFonts w:ascii="Times New Roman" w:hAnsi="Times New Roman" w:eastAsia="Times New Roman" w:cs="Times New Roman"/>
-                <w:i w:val="false"/>
-                <w:b w:val="false"/>
-                <w:u w:val="none"/>
+                <w:strike w:val="false"/>
+                <w:sz w:val="22"/>
+                <w:szCs w:val="22"/>
+                <w:color w:val="000000"/>
+              </w:rPr>
+            </w:pPr>
+            <w:r>
+              <w:rPr>
+                <w:rFonts w:ascii="Times New Roman" w:hAnsi="Times New Roman" w:eastAsia="Times New Roman" w:cs="Times New Roman"/>
+                <w:i w:val="false"/>
+                <w:b w:val="false"/>
+                <w:u w:val="none"/>
+                <w:strike w:val="false"/>
                 <w:sz w:val="22"/>
                 <w:szCs w:val="22"/>
                 <w:color w:val="000000"/>
@@ -2141,17 +2220,19 @@
                 <w:i w:val="false"/>
                 <w:b w:val="false"/>
                 <w:u w:val="none"/>
-                <w:sz w:val="22"/>
-                <w:szCs w:val="22"/>
-                <w:color w:val="000000"/>
-              </w:rPr>
-            </w:pPr>
-            <w:r>
-              <w:rPr>
-                <w:rFonts w:ascii="Times New Roman" w:hAnsi="Times New Roman" w:eastAsia="Times New Roman" w:cs="Times New Roman"/>
-                <w:i w:val="false"/>
-                <w:b w:val="false"/>
-                <w:u w:val="none"/>
+                <w:strike w:val="false"/>
+                <w:sz w:val="22"/>
+                <w:szCs w:val="22"/>
+                <w:color w:val="000000"/>
+              </w:rPr>
+            </w:pPr>
+            <w:r>
+              <w:rPr>
+                <w:rFonts w:ascii="Times New Roman" w:hAnsi="Times New Roman" w:eastAsia="Times New Roman" w:cs="Times New Roman"/>
+                <w:i w:val="false"/>
+                <w:b w:val="false"/>
+                <w:u w:val="none"/>
+                <w:strike w:val="false"/>
                 <w:sz w:val="22"/>
                 <w:szCs w:val="22"/>
                 <w:color w:val="000000"/>
@@ -2193,17 +2274,19 @@
                 <w:i w:val="false"/>
                 <w:b w:val="false"/>
                 <w:u w:val="none"/>
-                <w:sz w:val="22"/>
-                <w:szCs w:val="22"/>
-                <w:color w:val="000000"/>
-              </w:rPr>
-            </w:pPr>
-            <w:r>
-              <w:rPr>
-                <w:rFonts w:ascii="Times New Roman" w:hAnsi="Times New Roman" w:eastAsia="Times New Roman" w:cs="Times New Roman"/>
-                <w:i w:val="false"/>
-                <w:b w:val="false"/>
-                <w:u w:val="none"/>
+                <w:strike w:val="false"/>
+                <w:sz w:val="22"/>
+                <w:szCs w:val="22"/>
+                <w:color w:val="000000"/>
+              </w:rPr>
+            </w:pPr>
+            <w:r>
+              <w:rPr>
+                <w:rFonts w:ascii="Times New Roman" w:hAnsi="Times New Roman" w:eastAsia="Times New Roman" w:cs="Times New Roman"/>
+                <w:i w:val="false"/>
+                <w:b w:val="false"/>
+                <w:u w:val="none"/>
+                <w:strike w:val="false"/>
                 <w:sz w:val="22"/>
                 <w:szCs w:val="22"/>
                 <w:color w:val="000000"/>
@@ -2245,17 +2328,19 @@
                 <w:i w:val="false"/>
                 <w:b w:val="false"/>
                 <w:u w:val="none"/>
-                <w:sz w:val="22"/>
-                <w:szCs w:val="22"/>
-                <w:color w:val="000000"/>
-              </w:rPr>
-            </w:pPr>
-            <w:r>
-              <w:rPr>
-                <w:rFonts w:ascii="Times New Roman" w:hAnsi="Times New Roman" w:eastAsia="Times New Roman" w:cs="Times New Roman"/>
-                <w:i w:val="false"/>
-                <w:b w:val="false"/>
-                <w:u w:val="none"/>
+                <w:strike w:val="false"/>
+                <w:sz w:val="22"/>
+                <w:szCs w:val="22"/>
+                <w:color w:val="000000"/>
+              </w:rPr>
+            </w:pPr>
+            <w:r>
+              <w:rPr>
+                <w:rFonts w:ascii="Times New Roman" w:hAnsi="Times New Roman" w:eastAsia="Times New Roman" w:cs="Times New Roman"/>
+                <w:i w:val="false"/>
+                <w:b w:val="false"/>
+                <w:u w:val="none"/>
+                <w:strike w:val="false"/>
                 <w:sz w:val="22"/>
                 <w:szCs w:val="22"/>
                 <w:color w:val="000000"/>
@@ -2303,17 +2388,19 @@
                 <w:i w:val="false"/>
                 <w:b w:val="false"/>
                 <w:u w:val="none"/>
-                <w:sz w:val="22"/>
-                <w:szCs w:val="22"/>
-                <w:color w:val="000000"/>
-              </w:rPr>
-            </w:pPr>
-            <w:r>
-              <w:rPr>
-                <w:rFonts w:ascii="Times New Roman" w:hAnsi="Times New Roman" w:eastAsia="Times New Roman" w:cs="Times New Roman"/>
-                <w:i w:val="false"/>
-                <w:b w:val="false"/>
-                <w:u w:val="none"/>
+                <w:strike w:val="false"/>
+                <w:sz w:val="22"/>
+                <w:szCs w:val="22"/>
+                <w:color w:val="000000"/>
+              </w:rPr>
+            </w:pPr>
+            <w:r>
+              <w:rPr>
+                <w:rFonts w:ascii="Times New Roman" w:hAnsi="Times New Roman" w:eastAsia="Times New Roman" w:cs="Times New Roman"/>
+                <w:i w:val="false"/>
+                <w:b w:val="false"/>
+                <w:u w:val="none"/>
+                <w:strike w:val="false"/>
                 <w:sz w:val="22"/>
                 <w:szCs w:val="22"/>
                 <w:color w:val="000000"/>
@@ -2355,17 +2442,19 @@
                 <w:i w:val="false"/>
                 <w:b w:val="false"/>
                 <w:u w:val="none"/>
-                <w:sz w:val="22"/>
-                <w:szCs w:val="22"/>
-                <w:color w:val="000000"/>
-              </w:rPr>
-            </w:pPr>
-            <w:r>
-              <w:rPr>
-                <w:rFonts w:ascii="Times New Roman" w:hAnsi="Times New Roman" w:eastAsia="Times New Roman" w:cs="Times New Roman"/>
-                <w:i w:val="false"/>
-                <w:b w:val="false"/>
-                <w:u w:val="none"/>
+                <w:strike w:val="false"/>
+                <w:sz w:val="22"/>
+                <w:szCs w:val="22"/>
+                <w:color w:val="000000"/>
+              </w:rPr>
+            </w:pPr>
+            <w:r>
+              <w:rPr>
+                <w:rFonts w:ascii="Times New Roman" w:hAnsi="Times New Roman" w:eastAsia="Times New Roman" w:cs="Times New Roman"/>
+                <w:i w:val="false"/>
+                <w:b w:val="false"/>
+                <w:u w:val="none"/>
+                <w:strike w:val="false"/>
                 <w:sz w:val="22"/>
                 <w:szCs w:val="22"/>
                 <w:color w:val="000000"/>
@@ -2407,17 +2496,19 @@
                 <w:i w:val="false"/>
                 <w:b w:val="false"/>
                 <w:u w:val="none"/>
-                <w:sz w:val="22"/>
-                <w:szCs w:val="22"/>
-                <w:color w:val="000000"/>
-              </w:rPr>
-            </w:pPr>
-            <w:r>
-              <w:rPr>
-                <w:rFonts w:ascii="Times New Roman" w:hAnsi="Times New Roman" w:eastAsia="Times New Roman" w:cs="Times New Roman"/>
-                <w:i w:val="false"/>
-                <w:b w:val="false"/>
-                <w:u w:val="none"/>
+                <w:strike w:val="false"/>
+                <w:sz w:val="22"/>
+                <w:szCs w:val="22"/>
+                <w:color w:val="000000"/>
+              </w:rPr>
+            </w:pPr>
+            <w:r>
+              <w:rPr>
+                <w:rFonts w:ascii="Times New Roman" w:hAnsi="Times New Roman" w:eastAsia="Times New Roman" w:cs="Times New Roman"/>
+                <w:i w:val="false"/>
+                <w:b w:val="false"/>
+                <w:u w:val="none"/>
+                <w:strike w:val="false"/>
                 <w:sz w:val="22"/>
                 <w:szCs w:val="22"/>
                 <w:color w:val="000000"/>
@@ -2459,17 +2550,19 @@
                 <w:i w:val="false"/>
                 <w:b w:val="false"/>
                 <w:u w:val="none"/>
-                <w:sz w:val="22"/>
-                <w:szCs w:val="22"/>
-                <w:color w:val="000000"/>
-              </w:rPr>
-            </w:pPr>
-            <w:r>
-              <w:rPr>
-                <w:rFonts w:ascii="Times New Roman" w:hAnsi="Times New Roman" w:eastAsia="Times New Roman" w:cs="Times New Roman"/>
-                <w:i w:val="false"/>
-                <w:b w:val="false"/>
-                <w:u w:val="none"/>
+                <w:strike w:val="false"/>
+                <w:sz w:val="22"/>
+                <w:szCs w:val="22"/>
+                <w:color w:val="000000"/>
+              </w:rPr>
+            </w:pPr>
+            <w:r>
+              <w:rPr>
+                <w:rFonts w:ascii="Times New Roman" w:hAnsi="Times New Roman" w:eastAsia="Times New Roman" w:cs="Times New Roman"/>
+                <w:i w:val="false"/>
+                <w:b w:val="false"/>
+                <w:u w:val="none"/>
+                <w:strike w:val="false"/>
                 <w:sz w:val="22"/>
                 <w:szCs w:val="22"/>
                 <w:color w:val="000000"/>
@@ -2511,17 +2604,19 @@
                 <w:i w:val="false"/>
                 <w:b w:val="false"/>
                 <w:u w:val="none"/>
-                <w:sz w:val="22"/>
-                <w:szCs w:val="22"/>
-                <w:color w:val="000000"/>
-              </w:rPr>
-            </w:pPr>
-            <w:r>
-              <w:rPr>
-                <w:rFonts w:ascii="Times New Roman" w:hAnsi="Times New Roman" w:eastAsia="Times New Roman" w:cs="Times New Roman"/>
-                <w:i w:val="false"/>
-                <w:b w:val="false"/>
-                <w:u w:val="none"/>
+                <w:strike w:val="false"/>
+                <w:sz w:val="22"/>
+                <w:szCs w:val="22"/>
+                <w:color w:val="000000"/>
+              </w:rPr>
+            </w:pPr>
+            <w:r>
+              <w:rPr>
+                <w:rFonts w:ascii="Times New Roman" w:hAnsi="Times New Roman" w:eastAsia="Times New Roman" w:cs="Times New Roman"/>
+                <w:i w:val="false"/>
+                <w:b w:val="false"/>
+                <w:u w:val="none"/>
+                <w:strike w:val="false"/>
                 <w:sz w:val="22"/>
                 <w:szCs w:val="22"/>
                 <w:color w:val="000000"/>
@@ -2563,17 +2658,19 @@
                 <w:i w:val="false"/>
                 <w:b w:val="false"/>
                 <w:u w:val="none"/>
-                <w:sz w:val="22"/>
-                <w:szCs w:val="22"/>
-                <w:color w:val="000000"/>
-              </w:rPr>
-            </w:pPr>
-            <w:r>
-              <w:rPr>
-                <w:rFonts w:ascii="Times New Roman" w:hAnsi="Times New Roman" w:eastAsia="Times New Roman" w:cs="Times New Roman"/>
-                <w:i w:val="false"/>
-                <w:b w:val="false"/>
-                <w:u w:val="none"/>
+                <w:strike w:val="false"/>
+                <w:sz w:val="22"/>
+                <w:szCs w:val="22"/>
+                <w:color w:val="000000"/>
+              </w:rPr>
+            </w:pPr>
+            <w:r>
+              <w:rPr>
+                <w:rFonts w:ascii="Times New Roman" w:hAnsi="Times New Roman" w:eastAsia="Times New Roman" w:cs="Times New Roman"/>
+                <w:i w:val="false"/>
+                <w:b w:val="false"/>
+                <w:u w:val="none"/>
+                <w:strike w:val="false"/>
                 <w:sz w:val="22"/>
                 <w:szCs w:val="22"/>
                 <w:color w:val="000000"/>
@@ -2615,17 +2712,19 @@
                 <w:i w:val="false"/>
                 <w:b w:val="false"/>
                 <w:u w:val="none"/>
-                <w:sz w:val="22"/>
-                <w:szCs w:val="22"/>
-                <w:color w:val="000000"/>
-              </w:rPr>
-            </w:pPr>
-            <w:r>
-              <w:rPr>
-                <w:rFonts w:ascii="Times New Roman" w:hAnsi="Times New Roman" w:eastAsia="Times New Roman" w:cs="Times New Roman"/>
-                <w:i w:val="false"/>
-                <w:b w:val="false"/>
-                <w:u w:val="none"/>
+                <w:strike w:val="false"/>
+                <w:sz w:val="22"/>
+                <w:szCs w:val="22"/>
+                <w:color w:val="000000"/>
+              </w:rPr>
+            </w:pPr>
+            <w:r>
+              <w:rPr>
+                <w:rFonts w:ascii="Times New Roman" w:hAnsi="Times New Roman" w:eastAsia="Times New Roman" w:cs="Times New Roman"/>
+                <w:i w:val="false"/>
+                <w:b w:val="false"/>
+                <w:u w:val="none"/>
+                <w:strike w:val="false"/>
                 <w:sz w:val="22"/>
                 <w:szCs w:val="22"/>
                 <w:color w:val="000000"/>
@@ -2673,17 +2772,19 @@
                 <w:i w:val="false"/>
                 <w:b w:val="false"/>
                 <w:u w:val="none"/>
-                <w:sz w:val="22"/>
-                <w:szCs w:val="22"/>
-                <w:color w:val="000000"/>
-              </w:rPr>
-            </w:pPr>
-            <w:r>
-              <w:rPr>
-                <w:rFonts w:ascii="Times New Roman" w:hAnsi="Times New Roman" w:eastAsia="Times New Roman" w:cs="Times New Roman"/>
-                <w:i w:val="false"/>
-                <w:b w:val="false"/>
-                <w:u w:val="none"/>
+                <w:strike w:val="false"/>
+                <w:sz w:val="22"/>
+                <w:szCs w:val="22"/>
+                <w:color w:val="000000"/>
+              </w:rPr>
+            </w:pPr>
+            <w:r>
+              <w:rPr>
+                <w:rFonts w:ascii="Times New Roman" w:hAnsi="Times New Roman" w:eastAsia="Times New Roman" w:cs="Times New Roman"/>
+                <w:i w:val="false"/>
+                <w:b w:val="false"/>
+                <w:u w:val="none"/>
+                <w:strike w:val="false"/>
                 <w:sz w:val="22"/>
                 <w:szCs w:val="22"/>
                 <w:color w:val="000000"/>
@@ -2725,17 +2826,19 @@
                 <w:i w:val="false"/>
                 <w:b w:val="false"/>
                 <w:u w:val="none"/>
-                <w:sz w:val="22"/>
-                <w:szCs w:val="22"/>
-                <w:color w:val="000000"/>
-              </w:rPr>
-            </w:pPr>
-            <w:r>
-              <w:rPr>
-                <w:rFonts w:ascii="Times New Roman" w:hAnsi="Times New Roman" w:eastAsia="Times New Roman" w:cs="Times New Roman"/>
-                <w:i w:val="false"/>
-                <w:b w:val="false"/>
-                <w:u w:val="none"/>
+                <w:strike w:val="false"/>
+                <w:sz w:val="22"/>
+                <w:szCs w:val="22"/>
+                <w:color w:val="000000"/>
+              </w:rPr>
+            </w:pPr>
+            <w:r>
+              <w:rPr>
+                <w:rFonts w:ascii="Times New Roman" w:hAnsi="Times New Roman" w:eastAsia="Times New Roman" w:cs="Times New Roman"/>
+                <w:i w:val="false"/>
+                <w:b w:val="false"/>
+                <w:u w:val="none"/>
+                <w:strike w:val="false"/>
                 <w:sz w:val="22"/>
                 <w:szCs w:val="22"/>
                 <w:color w:val="000000"/>
@@ -2777,17 +2880,19 @@
                 <w:i w:val="false"/>
                 <w:b w:val="false"/>
                 <w:u w:val="none"/>
-                <w:sz w:val="22"/>
-                <w:szCs w:val="22"/>
-                <w:color w:val="000000"/>
-              </w:rPr>
-            </w:pPr>
-            <w:r>
-              <w:rPr>
-                <w:rFonts w:ascii="Times New Roman" w:hAnsi="Times New Roman" w:eastAsia="Times New Roman" w:cs="Times New Roman"/>
-                <w:i w:val="false"/>
-                <w:b w:val="false"/>
-                <w:u w:val="none"/>
+                <w:strike w:val="false"/>
+                <w:sz w:val="22"/>
+                <w:szCs w:val="22"/>
+                <w:color w:val="000000"/>
+              </w:rPr>
+            </w:pPr>
+            <w:r>
+              <w:rPr>
+                <w:rFonts w:ascii="Times New Roman" w:hAnsi="Times New Roman" w:eastAsia="Times New Roman" w:cs="Times New Roman"/>
+                <w:i w:val="false"/>
+                <w:b w:val="false"/>
+                <w:u w:val="none"/>
+                <w:strike w:val="false"/>
                 <w:sz w:val="22"/>
                 <w:szCs w:val="22"/>
                 <w:color w:val="000000"/>
@@ -2829,17 +2934,19 @@
                 <w:i w:val="false"/>
                 <w:b w:val="false"/>
                 <w:u w:val="none"/>
-                <w:sz w:val="22"/>
-                <w:szCs w:val="22"/>
-                <w:color w:val="000000"/>
-              </w:rPr>
-            </w:pPr>
-            <w:r>
-              <w:rPr>
-                <w:rFonts w:ascii="Times New Roman" w:hAnsi="Times New Roman" w:eastAsia="Times New Roman" w:cs="Times New Roman"/>
-                <w:i w:val="false"/>
-                <w:b w:val="false"/>
-                <w:u w:val="none"/>
+                <w:strike w:val="false"/>
+                <w:sz w:val="22"/>
+                <w:szCs w:val="22"/>
+                <w:color w:val="000000"/>
+              </w:rPr>
+            </w:pPr>
+            <w:r>
+              <w:rPr>
+                <w:rFonts w:ascii="Times New Roman" w:hAnsi="Times New Roman" w:eastAsia="Times New Roman" w:cs="Times New Roman"/>
+                <w:i w:val="false"/>
+                <w:b w:val="false"/>
+                <w:u w:val="none"/>
+                <w:strike w:val="false"/>
                 <w:sz w:val="22"/>
                 <w:szCs w:val="22"/>
                 <w:color w:val="000000"/>
@@ -2881,17 +2988,19 @@
                 <w:i w:val="false"/>
                 <w:b w:val="false"/>
                 <w:u w:val="none"/>
-                <w:sz w:val="22"/>
-                <w:szCs w:val="22"/>
-                <w:color w:val="000000"/>
-              </w:rPr>
-            </w:pPr>
-            <w:r>
-              <w:rPr>
-                <w:rFonts w:ascii="Times New Roman" w:hAnsi="Times New Roman" w:eastAsia="Times New Roman" w:cs="Times New Roman"/>
-                <w:i w:val="false"/>
-                <w:b w:val="false"/>
-                <w:u w:val="none"/>
+                <w:strike w:val="false"/>
+                <w:sz w:val="22"/>
+                <w:szCs w:val="22"/>
+                <w:color w:val="000000"/>
+              </w:rPr>
+            </w:pPr>
+            <w:r>
+              <w:rPr>
+                <w:rFonts w:ascii="Times New Roman" w:hAnsi="Times New Roman" w:eastAsia="Times New Roman" w:cs="Times New Roman"/>
+                <w:i w:val="false"/>
+                <w:b w:val="false"/>
+                <w:u w:val="none"/>
+                <w:strike w:val="false"/>
                 <w:sz w:val="22"/>
                 <w:szCs w:val="22"/>
                 <w:color w:val="000000"/>
@@ -2933,17 +3042,19 @@
                 <w:i w:val="false"/>
                 <w:b w:val="false"/>
                 <w:u w:val="none"/>
-                <w:sz w:val="22"/>
-                <w:szCs w:val="22"/>
-                <w:color w:val="000000"/>
-              </w:rPr>
-            </w:pPr>
-            <w:r>
-              <w:rPr>
-                <w:rFonts w:ascii="Times New Roman" w:hAnsi="Times New Roman" w:eastAsia="Times New Roman" w:cs="Times New Roman"/>
-                <w:i w:val="false"/>
-                <w:b w:val="false"/>
-                <w:u w:val="none"/>
+                <w:strike w:val="false"/>
+                <w:sz w:val="22"/>
+                <w:szCs w:val="22"/>
+                <w:color w:val="000000"/>
+              </w:rPr>
+            </w:pPr>
+            <w:r>
+              <w:rPr>
+                <w:rFonts w:ascii="Times New Roman" w:hAnsi="Times New Roman" w:eastAsia="Times New Roman" w:cs="Times New Roman"/>
+                <w:i w:val="false"/>
+                <w:b w:val="false"/>
+                <w:u w:val="none"/>
+                <w:strike w:val="false"/>
                 <w:sz w:val="22"/>
                 <w:szCs w:val="22"/>
                 <w:color w:val="000000"/>
@@ -2985,17 +3096,19 @@
                 <w:i w:val="false"/>
                 <w:b w:val="false"/>
                 <w:u w:val="none"/>
-                <w:sz w:val="22"/>
-                <w:szCs w:val="22"/>
-                <w:color w:val="000000"/>
-              </w:rPr>
-            </w:pPr>
-            <w:r>
-              <w:rPr>
-                <w:rFonts w:ascii="Times New Roman" w:hAnsi="Times New Roman" w:eastAsia="Times New Roman" w:cs="Times New Roman"/>
-                <w:i w:val="false"/>
-                <w:b w:val="false"/>
-                <w:u w:val="none"/>
+                <w:strike w:val="false"/>
+                <w:sz w:val="22"/>
+                <w:szCs w:val="22"/>
+                <w:color w:val="000000"/>
+              </w:rPr>
+            </w:pPr>
+            <w:r>
+              <w:rPr>
+                <w:rFonts w:ascii="Times New Roman" w:hAnsi="Times New Roman" w:eastAsia="Times New Roman" w:cs="Times New Roman"/>
+                <w:i w:val="false"/>
+                <w:b w:val="false"/>
+                <w:u w:val="none"/>
+                <w:strike w:val="false"/>
                 <w:sz w:val="22"/>
                 <w:szCs w:val="22"/>
                 <w:color w:val="000000"/>
@@ -3043,17 +3156,19 @@
                 <w:i w:val="false"/>
                 <w:b w:val="false"/>
                 <w:u w:val="none"/>
-                <w:sz w:val="22"/>
-                <w:szCs w:val="22"/>
-                <w:color w:val="000000"/>
-              </w:rPr>
-            </w:pPr>
-            <w:r>
-              <w:rPr>
-                <w:rFonts w:ascii="Times New Roman" w:hAnsi="Times New Roman" w:eastAsia="Times New Roman" w:cs="Times New Roman"/>
-                <w:i w:val="false"/>
-                <w:b w:val="false"/>
-                <w:u w:val="none"/>
+                <w:strike w:val="false"/>
+                <w:sz w:val="22"/>
+                <w:szCs w:val="22"/>
+                <w:color w:val="000000"/>
+              </w:rPr>
+            </w:pPr>
+            <w:r>
+              <w:rPr>
+                <w:rFonts w:ascii="Times New Roman" w:hAnsi="Times New Roman" w:eastAsia="Times New Roman" w:cs="Times New Roman"/>
+                <w:i w:val="false"/>
+                <w:b w:val="false"/>
+                <w:u w:val="none"/>
+                <w:strike w:val="false"/>
                 <w:sz w:val="22"/>
                 <w:szCs w:val="22"/>
                 <w:color w:val="000000"/>
@@ -3095,17 +3210,19 @@
                 <w:i w:val="false"/>
                 <w:b w:val="false"/>
                 <w:u w:val="none"/>
-                <w:sz w:val="22"/>
-                <w:szCs w:val="22"/>
-                <w:color w:val="000000"/>
-              </w:rPr>
-            </w:pPr>
-            <w:r>
-              <w:rPr>
-                <w:rFonts w:ascii="Times New Roman" w:hAnsi="Times New Roman" w:eastAsia="Times New Roman" w:cs="Times New Roman"/>
-                <w:i w:val="false"/>
-                <w:b w:val="false"/>
-                <w:u w:val="none"/>
+                <w:strike w:val="false"/>
+                <w:sz w:val="22"/>
+                <w:szCs w:val="22"/>
+                <w:color w:val="000000"/>
+              </w:rPr>
+            </w:pPr>
+            <w:r>
+              <w:rPr>
+                <w:rFonts w:ascii="Times New Roman" w:hAnsi="Times New Roman" w:eastAsia="Times New Roman" w:cs="Times New Roman"/>
+                <w:i w:val="false"/>
+                <w:b w:val="false"/>
+                <w:u w:val="none"/>
+                <w:strike w:val="false"/>
                 <w:sz w:val="22"/>
                 <w:szCs w:val="22"/>
                 <w:color w:val="000000"/>
@@ -3147,17 +3264,19 @@
                 <w:i w:val="false"/>
                 <w:b w:val="false"/>
                 <w:u w:val="none"/>
-                <w:sz w:val="22"/>
-                <w:szCs w:val="22"/>
-                <w:color w:val="000000"/>
-              </w:rPr>
-            </w:pPr>
-            <w:r>
-              <w:rPr>
-                <w:rFonts w:ascii="Times New Roman" w:hAnsi="Times New Roman" w:eastAsia="Times New Roman" w:cs="Times New Roman"/>
-                <w:i w:val="false"/>
-                <w:b w:val="false"/>
-                <w:u w:val="none"/>
+                <w:strike w:val="false"/>
+                <w:sz w:val="22"/>
+                <w:szCs w:val="22"/>
+                <w:color w:val="000000"/>
+              </w:rPr>
+            </w:pPr>
+            <w:r>
+              <w:rPr>
+                <w:rFonts w:ascii="Times New Roman" w:hAnsi="Times New Roman" w:eastAsia="Times New Roman" w:cs="Times New Roman"/>
+                <w:i w:val="false"/>
+                <w:b w:val="false"/>
+                <w:u w:val="none"/>
+                <w:strike w:val="false"/>
                 <w:sz w:val="22"/>
                 <w:szCs w:val="22"/>
                 <w:color w:val="000000"/>
@@ -3199,17 +3318,19 @@
                 <w:i w:val="false"/>
                 <w:b w:val="false"/>
                 <w:u w:val="none"/>
-                <w:sz w:val="22"/>
-                <w:szCs w:val="22"/>
-                <w:color w:val="000000"/>
-              </w:rPr>
-            </w:pPr>
-            <w:r>
-              <w:rPr>
-                <w:rFonts w:ascii="Times New Roman" w:hAnsi="Times New Roman" w:eastAsia="Times New Roman" w:cs="Times New Roman"/>
-                <w:i w:val="false"/>
-                <w:b w:val="false"/>
-                <w:u w:val="none"/>
+                <w:strike w:val="false"/>
+                <w:sz w:val="22"/>
+                <w:szCs w:val="22"/>
+                <w:color w:val="000000"/>
+              </w:rPr>
+            </w:pPr>
+            <w:r>
+              <w:rPr>
+                <w:rFonts w:ascii="Times New Roman" w:hAnsi="Times New Roman" w:eastAsia="Times New Roman" w:cs="Times New Roman"/>
+                <w:i w:val="false"/>
+                <w:b w:val="false"/>
+                <w:u w:val="none"/>
+                <w:strike w:val="false"/>
                 <w:sz w:val="22"/>
                 <w:szCs w:val="22"/>
                 <w:color w:val="000000"/>
@@ -3251,17 +3372,19 @@
                 <w:i w:val="false"/>
                 <w:b w:val="false"/>
                 <w:u w:val="none"/>
-                <w:sz w:val="22"/>
-                <w:szCs w:val="22"/>
-                <w:color w:val="000000"/>
-              </w:rPr>
-            </w:pPr>
-            <w:r>
-              <w:rPr>
-                <w:rFonts w:ascii="Times New Roman" w:hAnsi="Times New Roman" w:eastAsia="Times New Roman" w:cs="Times New Roman"/>
-                <w:i w:val="false"/>
-                <w:b w:val="false"/>
-                <w:u w:val="none"/>
+                <w:strike w:val="false"/>
+                <w:sz w:val="22"/>
+                <w:szCs w:val="22"/>
+                <w:color w:val="000000"/>
+              </w:rPr>
+            </w:pPr>
+            <w:r>
+              <w:rPr>
+                <w:rFonts w:ascii="Times New Roman" w:hAnsi="Times New Roman" w:eastAsia="Times New Roman" w:cs="Times New Roman"/>
+                <w:i w:val="false"/>
+                <w:b w:val="false"/>
+                <w:u w:val="none"/>
+                <w:strike w:val="false"/>
                 <w:sz w:val="22"/>
                 <w:szCs w:val="22"/>
                 <w:color w:val="000000"/>
@@ -3303,17 +3426,19 @@
                 <w:i w:val="false"/>
                 <w:b w:val="false"/>
                 <w:u w:val="none"/>
-                <w:sz w:val="22"/>
-                <w:szCs w:val="22"/>
-                <w:color w:val="000000"/>
-              </w:rPr>
-            </w:pPr>
-            <w:r>
-              <w:rPr>
-                <w:rFonts w:ascii="Times New Roman" w:hAnsi="Times New Roman" w:eastAsia="Times New Roman" w:cs="Times New Roman"/>
-                <w:i w:val="false"/>
-                <w:b w:val="false"/>
-                <w:u w:val="none"/>
+                <w:strike w:val="false"/>
+                <w:sz w:val="22"/>
+                <w:szCs w:val="22"/>
+                <w:color w:val="000000"/>
+              </w:rPr>
+            </w:pPr>
+            <w:r>
+              <w:rPr>
+                <w:rFonts w:ascii="Times New Roman" w:hAnsi="Times New Roman" w:eastAsia="Times New Roman" w:cs="Times New Roman"/>
+                <w:i w:val="false"/>
+                <w:b w:val="false"/>
+                <w:u w:val="none"/>
+                <w:strike w:val="false"/>
                 <w:sz w:val="22"/>
                 <w:szCs w:val="22"/>
                 <w:color w:val="000000"/>
@@ -3355,17 +3480,19 @@
                 <w:i w:val="false"/>
                 <w:b w:val="false"/>
                 <w:u w:val="none"/>
-                <w:sz w:val="22"/>
-                <w:szCs w:val="22"/>
-                <w:color w:val="000000"/>
-              </w:rPr>
-            </w:pPr>
-            <w:r>
-              <w:rPr>
-                <w:rFonts w:ascii="Times New Roman" w:hAnsi="Times New Roman" w:eastAsia="Times New Roman" w:cs="Times New Roman"/>
-                <w:i w:val="false"/>
-                <w:b w:val="false"/>
-                <w:u w:val="none"/>
+                <w:strike w:val="false"/>
+                <w:sz w:val="22"/>
+                <w:szCs w:val="22"/>
+                <w:color w:val="000000"/>
+              </w:rPr>
+            </w:pPr>
+            <w:r>
+              <w:rPr>
+                <w:rFonts w:ascii="Times New Roman" w:hAnsi="Times New Roman" w:eastAsia="Times New Roman" w:cs="Times New Roman"/>
+                <w:i w:val="false"/>
+                <w:b w:val="false"/>
+                <w:u w:val="none"/>
+                <w:strike w:val="false"/>
                 <w:sz w:val="22"/>
                 <w:szCs w:val="22"/>
                 <w:color w:val="000000"/>
@@ -3413,17 +3540,19 @@
                 <w:i w:val="false"/>
                 <w:b w:val="false"/>
                 <w:u w:val="none"/>
-                <w:sz w:val="22"/>
-                <w:szCs w:val="22"/>
-                <w:color w:val="000000"/>
-              </w:rPr>
-            </w:pPr>
-            <w:r>
-              <w:rPr>
-                <w:rFonts w:ascii="Times New Roman" w:hAnsi="Times New Roman" w:eastAsia="Times New Roman" w:cs="Times New Roman"/>
-                <w:i w:val="false"/>
-                <w:b w:val="false"/>
-                <w:u w:val="none"/>
+                <w:strike w:val="false"/>
+                <w:sz w:val="22"/>
+                <w:szCs w:val="22"/>
+                <w:color w:val="000000"/>
+              </w:rPr>
+            </w:pPr>
+            <w:r>
+              <w:rPr>
+                <w:rFonts w:ascii="Times New Roman" w:hAnsi="Times New Roman" w:eastAsia="Times New Roman" w:cs="Times New Roman"/>
+                <w:i w:val="false"/>
+                <w:b w:val="false"/>
+                <w:u w:val="none"/>
+                <w:strike w:val="false"/>
                 <w:sz w:val="22"/>
                 <w:szCs w:val="22"/>
                 <w:color w:val="000000"/>
@@ -3465,17 +3594,19 @@
                 <w:i w:val="false"/>
                 <w:b w:val="false"/>
                 <w:u w:val="none"/>
-                <w:sz w:val="22"/>
-                <w:szCs w:val="22"/>
-                <w:color w:val="000000"/>
-              </w:rPr>
-            </w:pPr>
-            <w:r>
-              <w:rPr>
-                <w:rFonts w:ascii="Times New Roman" w:hAnsi="Times New Roman" w:eastAsia="Times New Roman" w:cs="Times New Roman"/>
-                <w:i w:val="false"/>
-                <w:b w:val="false"/>
-                <w:u w:val="none"/>
+                <w:strike w:val="false"/>
+                <w:sz w:val="22"/>
+                <w:szCs w:val="22"/>
+                <w:color w:val="000000"/>
+              </w:rPr>
+            </w:pPr>
+            <w:r>
+              <w:rPr>
+                <w:rFonts w:ascii="Times New Roman" w:hAnsi="Times New Roman" w:eastAsia="Times New Roman" w:cs="Times New Roman"/>
+                <w:i w:val="false"/>
+                <w:b w:val="false"/>
+                <w:u w:val="none"/>
+                <w:strike w:val="false"/>
                 <w:sz w:val="22"/>
                 <w:szCs w:val="22"/>
                 <w:color w:val="000000"/>
@@ -3517,17 +3648,19 @@
                 <w:i w:val="false"/>
                 <w:b w:val="false"/>
                 <w:u w:val="none"/>
-                <w:sz w:val="22"/>
-                <w:szCs w:val="22"/>
-                <w:color w:val="000000"/>
-              </w:rPr>
-            </w:pPr>
-            <w:r>
-              <w:rPr>
-                <w:rFonts w:ascii="Times New Roman" w:hAnsi="Times New Roman" w:eastAsia="Times New Roman" w:cs="Times New Roman"/>
-                <w:i w:val="false"/>
-                <w:b w:val="false"/>
-                <w:u w:val="none"/>
+                <w:strike w:val="false"/>
+                <w:sz w:val="22"/>
+                <w:szCs w:val="22"/>
+                <w:color w:val="000000"/>
+              </w:rPr>
+            </w:pPr>
+            <w:r>
+              <w:rPr>
+                <w:rFonts w:ascii="Times New Roman" w:hAnsi="Times New Roman" w:eastAsia="Times New Roman" w:cs="Times New Roman"/>
+                <w:i w:val="false"/>
+                <w:b w:val="false"/>
+                <w:u w:val="none"/>
+                <w:strike w:val="false"/>
                 <w:sz w:val="22"/>
                 <w:szCs w:val="22"/>
                 <w:color w:val="000000"/>
@@ -3569,17 +3702,19 @@
                 <w:i w:val="false"/>
                 <w:b w:val="false"/>
                 <w:u w:val="none"/>
-                <w:sz w:val="22"/>
-                <w:szCs w:val="22"/>
-                <w:color w:val="000000"/>
-              </w:rPr>
-            </w:pPr>
-            <w:r>
-              <w:rPr>
-                <w:rFonts w:ascii="Times New Roman" w:hAnsi="Times New Roman" w:eastAsia="Times New Roman" w:cs="Times New Roman"/>
-                <w:i w:val="false"/>
-                <w:b w:val="false"/>
-                <w:u w:val="none"/>
+                <w:strike w:val="false"/>
+                <w:sz w:val="22"/>
+                <w:szCs w:val="22"/>
+                <w:color w:val="000000"/>
+              </w:rPr>
+            </w:pPr>
+            <w:r>
+              <w:rPr>
+                <w:rFonts w:ascii="Times New Roman" w:hAnsi="Times New Roman" w:eastAsia="Times New Roman" w:cs="Times New Roman"/>
+                <w:i w:val="false"/>
+                <w:b w:val="false"/>
+                <w:u w:val="none"/>
+                <w:strike w:val="false"/>
                 <w:sz w:val="22"/>
                 <w:szCs w:val="22"/>
                 <w:color w:val="000000"/>
@@ -3621,17 +3756,19 @@
                 <w:i w:val="false"/>
                 <w:b w:val="false"/>
                 <w:u w:val="none"/>
-                <w:sz w:val="22"/>
-                <w:szCs w:val="22"/>
-                <w:color w:val="000000"/>
-              </w:rPr>
-            </w:pPr>
-            <w:r>
-              <w:rPr>
-                <w:rFonts w:ascii="Times New Roman" w:hAnsi="Times New Roman" w:eastAsia="Times New Roman" w:cs="Times New Roman"/>
-                <w:i w:val="false"/>
-                <w:b w:val="false"/>
-                <w:u w:val="none"/>
+                <w:strike w:val="false"/>
+                <w:sz w:val="22"/>
+                <w:szCs w:val="22"/>
+                <w:color w:val="000000"/>
+              </w:rPr>
+            </w:pPr>
+            <w:r>
+              <w:rPr>
+                <w:rFonts w:ascii="Times New Roman" w:hAnsi="Times New Roman" w:eastAsia="Times New Roman" w:cs="Times New Roman"/>
+                <w:i w:val="false"/>
+                <w:b w:val="false"/>
+                <w:u w:val="none"/>
+                <w:strike w:val="false"/>
                 <w:sz w:val="22"/>
                 <w:szCs w:val="22"/>
                 <w:color w:val="000000"/>
@@ -3673,17 +3810,19 @@
                 <w:i w:val="false"/>
                 <w:b w:val="false"/>
                 <w:u w:val="none"/>
-                <w:sz w:val="22"/>
-                <w:szCs w:val="22"/>
-                <w:color w:val="000000"/>
-              </w:rPr>
-            </w:pPr>
-            <w:r>
-              <w:rPr>
-                <w:rFonts w:ascii="Times New Roman" w:hAnsi="Times New Roman" w:eastAsia="Times New Roman" w:cs="Times New Roman"/>
-                <w:i w:val="false"/>
-                <w:b w:val="false"/>
-                <w:u w:val="none"/>
+                <w:strike w:val="false"/>
+                <w:sz w:val="22"/>
+                <w:szCs w:val="22"/>
+                <w:color w:val="000000"/>
+              </w:rPr>
+            </w:pPr>
+            <w:r>
+              <w:rPr>
+                <w:rFonts w:ascii="Times New Roman" w:hAnsi="Times New Roman" w:eastAsia="Times New Roman" w:cs="Times New Roman"/>
+                <w:i w:val="false"/>
+                <w:b w:val="false"/>
+                <w:u w:val="none"/>
+                <w:strike w:val="false"/>
                 <w:sz w:val="22"/>
                 <w:szCs w:val="22"/>
                 <w:color w:val="000000"/>
@@ -3725,17 +3864,19 @@
                 <w:i w:val="false"/>
                 <w:b w:val="false"/>
                 <w:u w:val="none"/>
-                <w:sz w:val="22"/>
-                <w:szCs w:val="22"/>
-                <w:color w:val="000000"/>
-              </w:rPr>
-            </w:pPr>
-            <w:r>
-              <w:rPr>
-                <w:rFonts w:ascii="Times New Roman" w:hAnsi="Times New Roman" w:eastAsia="Times New Roman" w:cs="Times New Roman"/>
-                <w:i w:val="false"/>
-                <w:b w:val="false"/>
-                <w:u w:val="none"/>
+                <w:strike w:val="false"/>
+                <w:sz w:val="22"/>
+                <w:szCs w:val="22"/>
+                <w:color w:val="000000"/>
+              </w:rPr>
+            </w:pPr>
+            <w:r>
+              <w:rPr>
+                <w:rFonts w:ascii="Times New Roman" w:hAnsi="Times New Roman" w:eastAsia="Times New Roman" w:cs="Times New Roman"/>
+                <w:i w:val="false"/>
+                <w:b w:val="false"/>
+                <w:u w:val="none"/>
+                <w:strike w:val="false"/>
                 <w:sz w:val="22"/>
                 <w:szCs w:val="22"/>
                 <w:color w:val="000000"/>
@@ -3783,17 +3924,19 @@
                 <w:i w:val="false"/>
                 <w:b w:val="false"/>
                 <w:u w:val="none"/>
-                <w:sz w:val="22"/>
-                <w:szCs w:val="22"/>
-                <w:color w:val="000000"/>
-              </w:rPr>
-            </w:pPr>
-            <w:r>
-              <w:rPr>
-                <w:rFonts w:ascii="Times New Roman" w:hAnsi="Times New Roman" w:eastAsia="Times New Roman" w:cs="Times New Roman"/>
-                <w:i w:val="false"/>
-                <w:b w:val="false"/>
-                <w:u w:val="none"/>
+                <w:strike w:val="false"/>
+                <w:sz w:val="22"/>
+                <w:szCs w:val="22"/>
+                <w:color w:val="000000"/>
+              </w:rPr>
+            </w:pPr>
+            <w:r>
+              <w:rPr>
+                <w:rFonts w:ascii="Times New Roman" w:hAnsi="Times New Roman" w:eastAsia="Times New Roman" w:cs="Times New Roman"/>
+                <w:i w:val="false"/>
+                <w:b w:val="false"/>
+                <w:u w:val="none"/>
+                <w:strike w:val="false"/>
                 <w:sz w:val="22"/>
                 <w:szCs w:val="22"/>
                 <w:color w:val="000000"/>
@@ -3835,17 +3978,19 @@
                 <w:i w:val="false"/>
                 <w:b w:val="false"/>
                 <w:u w:val="none"/>
-                <w:sz w:val="22"/>
-                <w:szCs w:val="22"/>
-                <w:color w:val="000000"/>
-              </w:rPr>
-            </w:pPr>
-            <w:r>
-              <w:rPr>
-                <w:rFonts w:ascii="Times New Roman" w:hAnsi="Times New Roman" w:eastAsia="Times New Roman" w:cs="Times New Roman"/>
-                <w:i w:val="false"/>
-                <w:b w:val="false"/>
-                <w:u w:val="none"/>
+                <w:strike w:val="false"/>
+                <w:sz w:val="22"/>
+                <w:szCs w:val="22"/>
+                <w:color w:val="000000"/>
+              </w:rPr>
+            </w:pPr>
+            <w:r>
+              <w:rPr>
+                <w:rFonts w:ascii="Times New Roman" w:hAnsi="Times New Roman" w:eastAsia="Times New Roman" w:cs="Times New Roman"/>
+                <w:i w:val="false"/>
+                <w:b w:val="false"/>
+                <w:u w:val="none"/>
+                <w:strike w:val="false"/>
                 <w:sz w:val="22"/>
                 <w:szCs w:val="22"/>
                 <w:color w:val="000000"/>
@@ -3887,17 +4032,19 @@
                 <w:i w:val="false"/>
                 <w:b w:val="false"/>
                 <w:u w:val="none"/>
-                <w:sz w:val="22"/>
-                <w:szCs w:val="22"/>
-                <w:color w:val="000000"/>
-              </w:rPr>
-            </w:pPr>
-            <w:r>
-              <w:rPr>
-                <w:rFonts w:ascii="Times New Roman" w:hAnsi="Times New Roman" w:eastAsia="Times New Roman" w:cs="Times New Roman"/>
-                <w:i w:val="false"/>
-                <w:b w:val="false"/>
-                <w:u w:val="none"/>
+                <w:strike w:val="false"/>
+                <w:sz w:val="22"/>
+                <w:szCs w:val="22"/>
+                <w:color w:val="000000"/>
+              </w:rPr>
+            </w:pPr>
+            <w:r>
+              <w:rPr>
+                <w:rFonts w:ascii="Times New Roman" w:hAnsi="Times New Roman" w:eastAsia="Times New Roman" w:cs="Times New Roman"/>
+                <w:i w:val="false"/>
+                <w:b w:val="false"/>
+                <w:u w:val="none"/>
+                <w:strike w:val="false"/>
                 <w:sz w:val="22"/>
                 <w:szCs w:val="22"/>
                 <w:color w:val="000000"/>
@@ -3939,17 +4086,19 @@
                 <w:i w:val="false"/>
                 <w:b w:val="false"/>
                 <w:u w:val="none"/>
-                <w:sz w:val="22"/>
-                <w:szCs w:val="22"/>
-                <w:color w:val="000000"/>
-              </w:rPr>
-            </w:pPr>
-            <w:r>
-              <w:rPr>
-                <w:rFonts w:ascii="Times New Roman" w:hAnsi="Times New Roman" w:eastAsia="Times New Roman" w:cs="Times New Roman"/>
-                <w:i w:val="false"/>
-                <w:b w:val="false"/>
-                <w:u w:val="none"/>
+                <w:strike w:val="false"/>
+                <w:sz w:val="22"/>
+                <w:szCs w:val="22"/>
+                <w:color w:val="000000"/>
+              </w:rPr>
+            </w:pPr>
+            <w:r>
+              <w:rPr>
+                <w:rFonts w:ascii="Times New Roman" w:hAnsi="Times New Roman" w:eastAsia="Times New Roman" w:cs="Times New Roman"/>
+                <w:i w:val="false"/>
+                <w:b w:val="false"/>
+                <w:u w:val="none"/>
+                <w:strike w:val="false"/>
                 <w:sz w:val="22"/>
                 <w:szCs w:val="22"/>
                 <w:color w:val="000000"/>
@@ -3991,17 +4140,19 @@
                 <w:i w:val="false"/>
                 <w:b w:val="false"/>
                 <w:u w:val="none"/>
-                <w:sz w:val="22"/>
-                <w:szCs w:val="22"/>
-                <w:color w:val="000000"/>
-              </w:rPr>
-            </w:pPr>
-            <w:r>
-              <w:rPr>
-                <w:rFonts w:ascii="Times New Roman" w:hAnsi="Times New Roman" w:eastAsia="Times New Roman" w:cs="Times New Roman"/>
-                <w:i w:val="false"/>
-                <w:b w:val="false"/>
-                <w:u w:val="none"/>
+                <w:strike w:val="false"/>
+                <w:sz w:val="22"/>
+                <w:szCs w:val="22"/>
+                <w:color w:val="000000"/>
+              </w:rPr>
+            </w:pPr>
+            <w:r>
+              <w:rPr>
+                <w:rFonts w:ascii="Times New Roman" w:hAnsi="Times New Roman" w:eastAsia="Times New Roman" w:cs="Times New Roman"/>
+                <w:i w:val="false"/>
+                <w:b w:val="false"/>
+                <w:u w:val="none"/>
+                <w:strike w:val="false"/>
                 <w:sz w:val="22"/>
                 <w:szCs w:val="22"/>
                 <w:color w:val="000000"/>
@@ -4043,17 +4194,19 @@
                 <w:i w:val="false"/>
                 <w:b w:val="false"/>
                 <w:u w:val="none"/>
-                <w:sz w:val="22"/>
-                <w:szCs w:val="22"/>
-                <w:color w:val="000000"/>
-              </w:rPr>
-            </w:pPr>
-            <w:r>
-              <w:rPr>
-                <w:rFonts w:ascii="Times New Roman" w:hAnsi="Times New Roman" w:eastAsia="Times New Roman" w:cs="Times New Roman"/>
-                <w:i w:val="false"/>
-                <w:b w:val="false"/>
-                <w:u w:val="none"/>
+                <w:strike w:val="false"/>
+                <w:sz w:val="22"/>
+                <w:szCs w:val="22"/>
+                <w:color w:val="000000"/>
+              </w:rPr>
+            </w:pPr>
+            <w:r>
+              <w:rPr>
+                <w:rFonts w:ascii="Times New Roman" w:hAnsi="Times New Roman" w:eastAsia="Times New Roman" w:cs="Times New Roman"/>
+                <w:i w:val="false"/>
+                <w:b w:val="false"/>
+                <w:u w:val="none"/>
+                <w:strike w:val="false"/>
                 <w:sz w:val="22"/>
                 <w:szCs w:val="22"/>
                 <w:color w:val="000000"/>
@@ -4095,17 +4248,19 @@
                 <w:i w:val="false"/>
                 <w:b w:val="false"/>
                 <w:u w:val="none"/>
-                <w:sz w:val="22"/>
-                <w:szCs w:val="22"/>
-                <w:color w:val="000000"/>
-              </w:rPr>
-            </w:pPr>
-            <w:r>
-              <w:rPr>
-                <w:rFonts w:ascii="Times New Roman" w:hAnsi="Times New Roman" w:eastAsia="Times New Roman" w:cs="Times New Roman"/>
-                <w:i w:val="false"/>
-                <w:b w:val="false"/>
-                <w:u w:val="none"/>
+                <w:strike w:val="false"/>
+                <w:sz w:val="22"/>
+                <w:szCs w:val="22"/>
+                <w:color w:val="000000"/>
+              </w:rPr>
+            </w:pPr>
+            <w:r>
+              <w:rPr>
+                <w:rFonts w:ascii="Times New Roman" w:hAnsi="Times New Roman" w:eastAsia="Times New Roman" w:cs="Times New Roman"/>
+                <w:i w:val="false"/>
+                <w:b w:val="false"/>
+                <w:u w:val="none"/>
+                <w:strike w:val="false"/>
                 <w:sz w:val="22"/>
                 <w:szCs w:val="22"/>
                 <w:color w:val="000000"/>
@@ -4154,6 +4309,7 @@
                 <w:i w:val="true"/>
                 <w:b w:val="false"/>
                 <w:u w:val="none"/>
+                <w:strike w:val="false"/>
                 <w:sz w:val="22"/>
                 <w:szCs w:val="22"/>
                 <w:color w:val="000000"/>
@@ -4165,6 +4321,7 @@
                 <w:i w:val="true"/>
                 <w:b w:val="false"/>
                 <w:u w:val="none"/>
+                <w:strike w:val="false"/>
                 <w:sz w:val="22"/>
                 <w:szCs w:val="22"/>
                 <w:color w:val="000000"/>
